--- a/docs/enrollment/Primary_Enrollment_Data_Script_Documentation.docx
+++ b/docs/enrollment/Primary_Enrollment_Data_Script_Documentation.docx
@@ -1124,7 +1124,7 @@
         <w:pStyle w:val="ListBullet"/>
       </w:pPr>
       <w:r>
-        <w:t>Live data source: oklahoma.gov's state-public-enrollment-totals.html page and the workbooks it links</w:t>
+        <w:t>Live data source: oklahoma.gov's achieved-years-enrollment-totals.html page and the workbooks it links (moved from state-public-enrollment-totals.html in October 2026)</w:t>
       </w:r>
     </w:p>
     <w:p>
